--- a/Planejamento/AQUABOX_V1_SDS.docx
+++ b/Planejamento/AQUABOX_V1_SDS.docx
@@ -11,6 +11,7 @@
           <w:bCs/>
           <w:sz w:val="28"/>
           <w:szCs w:val="28"/>
+          <w:lang w:val="en-US"/>
         </w:rPr>
       </w:pPr>
       <w:r>
@@ -20,6 +21,7 @@
           <w:bCs/>
           <w:sz w:val="28"/>
           <w:szCs w:val="28"/>
+          <w:lang w:val="en-US"/>
         </w:rPr>
         <w:t>AQUABOX V1.1</w:t>
       </w:r>
@@ -33,6 +35,7 @@
           <w:bCs/>
           <w:sz w:val="28"/>
           <w:szCs w:val="28"/>
+          <w:lang w:val="en-US"/>
         </w:rPr>
       </w:pPr>
       <w:r>
@@ -42,30 +45,9 @@
           <w:bCs/>
           <w:sz w:val="28"/>
           <w:szCs w:val="28"/>
-        </w:rPr>
-        <w:t xml:space="preserve">System Design </w:t>
-      </w:r>
-      <w:proofErr w:type="spellStart"/>
-      <w:r>
-        <w:rPr>
-          <w:rFonts w:ascii="Arial" w:hAnsi="Arial" w:cs="Arial"/>
-          <w:b/>
-          <w:bCs/>
-          <w:sz w:val="28"/>
-          <w:szCs w:val="28"/>
-        </w:rPr>
-        <w:t>Specification</w:t>
-      </w:r>
-      <w:proofErr w:type="spellEnd"/>
-      <w:r>
-        <w:rPr>
-          <w:rFonts w:ascii="Arial" w:hAnsi="Arial" w:cs="Arial"/>
-          <w:b/>
-          <w:bCs/>
-          <w:sz w:val="28"/>
-          <w:szCs w:val="28"/>
-        </w:rPr>
-        <w:t xml:space="preserve"> (SDS)</w:t>
+          <w:lang w:val="en-US"/>
+        </w:rPr>
+        <w:t>System Design Specification (SDS)</w:t>
       </w:r>
     </w:p>
     <w:p>
@@ -479,35 +461,6 @@
     </w:p>
     <w:p>
       <w:pPr>
-        <w:jc w:val="both"/>
-        <w:rPr>
-          <w:rFonts w:ascii="Arial" w:hAnsi="Arial" w:cs="Arial"/>
-        </w:rPr>
-      </w:pPr>
-    </w:p>
-    <w:p>
-      <w:pPr>
-        <w:jc w:val="both"/>
-        <w:rPr>
-          <w:rFonts w:ascii="Arial" w:hAnsi="Arial" w:cs="Arial"/>
-        </w:rPr>
-      </w:pPr>
-      <w:r>
-        <w:rPr>
-          <w:rFonts w:ascii="Arial" w:hAnsi="Arial" w:cs="Arial"/>
-        </w:rPr>
-        <w:t>*</w:t>
-      </w:r>
-      <w:r>
-        <w:rPr>
-          <w:rFonts w:ascii="Arial" w:hAnsi="Arial" w:cs="Arial"/>
-          <w:color w:val="FF0000"/>
-        </w:rPr>
-        <w:t>Inserir diagrama de blocos do diagrama conceitual.</w:t>
-      </w:r>
-    </w:p>
-    <w:p>
-      <w:pPr>
         <w:pBdr>
           <w:bottom w:val="single" w:sz="4" w:space="1" w:color="auto"/>
         </w:pBdr>
@@ -564,7 +517,6 @@
         <w:rPr>
           <w:rFonts w:ascii="Arial" w:hAnsi="Arial" w:cs="Arial"/>
         </w:rPr>
-        <w:lastRenderedPageBreak/>
         <w:t>Neste modo todas as funções serão executadas automaticamente.</w:t>
       </w:r>
     </w:p>
@@ -598,6 +550,7 @@
         <w:rPr>
           <w:rFonts w:ascii="Arial" w:hAnsi="Arial" w:cs="Arial"/>
         </w:rPr>
+        <w:lastRenderedPageBreak/>
         <w:t>Monitoramento contínuo.</w:t>
       </w:r>
     </w:p>
@@ -800,6 +753,1509 @@
         </w:rPr>
       </w:pPr>
     </w:p>
+    <w:tbl>
+      <w:tblPr>
+        <w:tblW w:w="0" w:type="auto"/>
+        <w:tblCellSpacing w:w="15" w:type="dxa"/>
+        <w:tblCellMar>
+          <w:top w:w="15" w:type="dxa"/>
+          <w:left w:w="15" w:type="dxa"/>
+          <w:bottom w:w="15" w:type="dxa"/>
+          <w:right w:w="15" w:type="dxa"/>
+        </w:tblCellMar>
+        <w:tblLook w:val="04A0" w:firstRow="1" w:lastRow="0" w:firstColumn="1" w:lastColumn="0" w:noHBand="0" w:noVBand="1"/>
+      </w:tblPr>
+      <w:tblGrid>
+        <w:gridCol w:w="4536"/>
+        <w:gridCol w:w="1843"/>
+      </w:tblGrid>
+      <w:tr>
+        <w:trPr>
+          <w:tblHeader/>
+          <w:tblCellSpacing w:w="15" w:type="dxa"/>
+        </w:trPr>
+        <w:tc>
+          <w:tcPr>
+            <w:tcW w:w="4491" w:type="dxa"/>
+            <w:vAlign w:val="center"/>
+            <w:hideMark/>
+          </w:tcPr>
+          <w:p>
+            <w:pPr>
+              <w:spacing w:after="0" w:line="240" w:lineRule="auto"/>
+              <w:jc w:val="center"/>
+              <w:rPr>
+                <w:rFonts w:ascii="Times New Roman" w:eastAsia="Times New Roman" w:hAnsi="Times New Roman" w:cs="Times New Roman"/>
+                <w:b/>
+                <w:bCs/>
+                <w:sz w:val="24"/>
+                <w:szCs w:val="24"/>
+                <w:lang w:eastAsia="pt-BR"/>
+              </w:rPr>
+            </w:pPr>
+            <w:r>
+              <w:rPr>
+                <w:rFonts w:ascii="Times New Roman" w:eastAsia="Times New Roman" w:hAnsi="Times New Roman" w:cs="Times New Roman"/>
+                <w:b/>
+                <w:bCs/>
+                <w:sz w:val="24"/>
+                <w:szCs w:val="24"/>
+                <w:lang w:eastAsia="pt-BR"/>
+              </w:rPr>
+              <w:t>GPIO</w:t>
+            </w:r>
+          </w:p>
+        </w:tc>
+        <w:tc>
+          <w:tcPr>
+            <w:tcW w:w="1798" w:type="dxa"/>
+            <w:vAlign w:val="center"/>
+            <w:hideMark/>
+          </w:tcPr>
+          <w:p>
+            <w:pPr>
+              <w:spacing w:after="0" w:line="240" w:lineRule="auto"/>
+              <w:jc w:val="center"/>
+              <w:rPr>
+                <w:rFonts w:ascii="Times New Roman" w:eastAsia="Times New Roman" w:hAnsi="Times New Roman" w:cs="Times New Roman"/>
+                <w:b/>
+                <w:bCs/>
+                <w:sz w:val="24"/>
+                <w:szCs w:val="24"/>
+                <w:lang w:eastAsia="pt-BR"/>
+              </w:rPr>
+            </w:pPr>
+            <w:r>
+              <w:rPr>
+                <w:rFonts w:ascii="Times New Roman" w:eastAsia="Times New Roman" w:hAnsi="Times New Roman" w:cs="Times New Roman"/>
+                <w:b/>
+                <w:bCs/>
+                <w:sz w:val="24"/>
+                <w:szCs w:val="24"/>
+                <w:lang w:eastAsia="pt-BR"/>
+              </w:rPr>
+              <w:t>Função</w:t>
+            </w:r>
+          </w:p>
+        </w:tc>
+      </w:tr>
+      <w:tr>
+        <w:trPr>
+          <w:tblCellSpacing w:w="15" w:type="dxa"/>
+        </w:trPr>
+        <w:tc>
+          <w:tcPr>
+            <w:tcW w:w="4491" w:type="dxa"/>
+            <w:vAlign w:val="center"/>
+            <w:hideMark/>
+          </w:tcPr>
+          <w:p>
+            <w:pPr>
+              <w:spacing w:after="0" w:line="240" w:lineRule="auto"/>
+              <w:rPr>
+                <w:rFonts w:ascii="Times New Roman" w:eastAsia="Times New Roman" w:hAnsi="Times New Roman" w:cs="Times New Roman"/>
+                <w:sz w:val="24"/>
+                <w:szCs w:val="24"/>
+                <w:lang w:eastAsia="pt-BR"/>
+              </w:rPr>
+            </w:pPr>
+            <w:r>
+              <w:rPr>
+                <w:rFonts w:ascii="Times New Roman" w:eastAsia="Times New Roman" w:hAnsi="Times New Roman" w:cs="Times New Roman"/>
+                <w:sz w:val="24"/>
+                <w:szCs w:val="24"/>
+                <w:lang w:eastAsia="pt-BR"/>
+              </w:rPr>
+              <w:t>GPIO1</w:t>
+            </w:r>
+          </w:p>
+        </w:tc>
+        <w:tc>
+          <w:tcPr>
+            <w:tcW w:w="1798" w:type="dxa"/>
+            <w:vAlign w:val="center"/>
+            <w:hideMark/>
+          </w:tcPr>
+          <w:p>
+            <w:pPr>
+              <w:spacing w:after="0" w:line="240" w:lineRule="auto"/>
+              <w:rPr>
+                <w:rFonts w:ascii="Times New Roman" w:eastAsia="Times New Roman" w:hAnsi="Times New Roman" w:cs="Times New Roman"/>
+                <w:sz w:val="24"/>
+                <w:szCs w:val="24"/>
+                <w:lang w:eastAsia="pt-BR"/>
+              </w:rPr>
+            </w:pPr>
+            <w:r>
+              <w:rPr>
+                <w:rFonts w:ascii="Times New Roman" w:eastAsia="Times New Roman" w:hAnsi="Times New Roman" w:cs="Times New Roman"/>
+                <w:sz w:val="24"/>
+                <w:szCs w:val="24"/>
+                <w:lang w:eastAsia="pt-BR"/>
+              </w:rPr>
+              <w:t>T3_HIGH</w:t>
+            </w:r>
+          </w:p>
+        </w:tc>
+      </w:tr>
+      <w:tr>
+        <w:trPr>
+          <w:tblCellSpacing w:w="15" w:type="dxa"/>
+        </w:trPr>
+        <w:tc>
+          <w:tcPr>
+            <w:tcW w:w="4491" w:type="dxa"/>
+            <w:vAlign w:val="center"/>
+            <w:hideMark/>
+          </w:tcPr>
+          <w:p>
+            <w:pPr>
+              <w:spacing w:after="0" w:line="240" w:lineRule="auto"/>
+              <w:rPr>
+                <w:rFonts w:ascii="Times New Roman" w:eastAsia="Times New Roman" w:hAnsi="Times New Roman" w:cs="Times New Roman"/>
+                <w:sz w:val="24"/>
+                <w:szCs w:val="24"/>
+                <w:lang w:eastAsia="pt-BR"/>
+              </w:rPr>
+            </w:pPr>
+            <w:r>
+              <w:rPr>
+                <w:rFonts w:ascii="Times New Roman" w:eastAsia="Times New Roman" w:hAnsi="Times New Roman" w:cs="Times New Roman"/>
+                <w:sz w:val="24"/>
+                <w:szCs w:val="24"/>
+                <w:lang w:eastAsia="pt-BR"/>
+              </w:rPr>
+              <w:t>GPIO4</w:t>
+            </w:r>
+          </w:p>
+        </w:tc>
+        <w:tc>
+          <w:tcPr>
+            <w:tcW w:w="1798" w:type="dxa"/>
+            <w:vAlign w:val="center"/>
+            <w:hideMark/>
+          </w:tcPr>
+          <w:p>
+            <w:pPr>
+              <w:spacing w:after="0" w:line="240" w:lineRule="auto"/>
+              <w:rPr>
+                <w:rFonts w:ascii="Times New Roman" w:eastAsia="Times New Roman" w:hAnsi="Times New Roman" w:cs="Times New Roman"/>
+                <w:sz w:val="24"/>
+                <w:szCs w:val="24"/>
+                <w:lang w:eastAsia="pt-BR"/>
+              </w:rPr>
+            </w:pPr>
+            <w:r>
+              <w:rPr>
+                <w:rFonts w:ascii="Times New Roman" w:eastAsia="Times New Roman" w:hAnsi="Times New Roman" w:cs="Times New Roman"/>
+                <w:sz w:val="24"/>
+                <w:szCs w:val="24"/>
+                <w:lang w:eastAsia="pt-BR"/>
+              </w:rPr>
+              <w:t>BTN_UP</w:t>
+            </w:r>
+          </w:p>
+        </w:tc>
+      </w:tr>
+      <w:tr>
+        <w:trPr>
+          <w:tblCellSpacing w:w="15" w:type="dxa"/>
+        </w:trPr>
+        <w:tc>
+          <w:tcPr>
+            <w:tcW w:w="4491" w:type="dxa"/>
+            <w:vAlign w:val="center"/>
+            <w:hideMark/>
+          </w:tcPr>
+          <w:p>
+            <w:pPr>
+              <w:spacing w:after="0" w:line="240" w:lineRule="auto"/>
+              <w:rPr>
+                <w:rFonts w:ascii="Times New Roman" w:eastAsia="Times New Roman" w:hAnsi="Times New Roman" w:cs="Times New Roman"/>
+                <w:sz w:val="24"/>
+                <w:szCs w:val="24"/>
+                <w:lang w:eastAsia="pt-BR"/>
+              </w:rPr>
+            </w:pPr>
+            <w:r>
+              <w:rPr>
+                <w:rFonts w:ascii="Times New Roman" w:eastAsia="Times New Roman" w:hAnsi="Times New Roman" w:cs="Times New Roman"/>
+                <w:sz w:val="24"/>
+                <w:szCs w:val="24"/>
+                <w:lang w:eastAsia="pt-BR"/>
+              </w:rPr>
+              <w:t>GPIO5</w:t>
+            </w:r>
+          </w:p>
+        </w:tc>
+        <w:tc>
+          <w:tcPr>
+            <w:tcW w:w="1798" w:type="dxa"/>
+            <w:vAlign w:val="center"/>
+            <w:hideMark/>
+          </w:tcPr>
+          <w:p>
+            <w:pPr>
+              <w:spacing w:after="0" w:line="240" w:lineRule="auto"/>
+              <w:rPr>
+                <w:rFonts w:ascii="Times New Roman" w:eastAsia="Times New Roman" w:hAnsi="Times New Roman" w:cs="Times New Roman"/>
+                <w:sz w:val="24"/>
+                <w:szCs w:val="24"/>
+                <w:lang w:eastAsia="pt-BR"/>
+              </w:rPr>
+            </w:pPr>
+            <w:r>
+              <w:rPr>
+                <w:rFonts w:ascii="Times New Roman" w:eastAsia="Times New Roman" w:hAnsi="Times New Roman" w:cs="Times New Roman"/>
+                <w:sz w:val="24"/>
+                <w:szCs w:val="24"/>
+                <w:lang w:eastAsia="pt-BR"/>
+              </w:rPr>
+              <w:t>BTN_DOWN</w:t>
+            </w:r>
+          </w:p>
+        </w:tc>
+      </w:tr>
+      <w:tr>
+        <w:trPr>
+          <w:tblCellSpacing w:w="15" w:type="dxa"/>
+        </w:trPr>
+        <w:tc>
+          <w:tcPr>
+            <w:tcW w:w="4491" w:type="dxa"/>
+            <w:vAlign w:val="center"/>
+            <w:hideMark/>
+          </w:tcPr>
+          <w:p>
+            <w:pPr>
+              <w:spacing w:after="0" w:line="240" w:lineRule="auto"/>
+              <w:rPr>
+                <w:rFonts w:ascii="Times New Roman" w:eastAsia="Times New Roman" w:hAnsi="Times New Roman" w:cs="Times New Roman"/>
+                <w:sz w:val="24"/>
+                <w:szCs w:val="24"/>
+                <w:lang w:eastAsia="pt-BR"/>
+              </w:rPr>
+            </w:pPr>
+            <w:r>
+              <w:rPr>
+                <w:rFonts w:ascii="Times New Roman" w:eastAsia="Times New Roman" w:hAnsi="Times New Roman" w:cs="Times New Roman"/>
+                <w:sz w:val="24"/>
+                <w:szCs w:val="24"/>
+                <w:lang w:eastAsia="pt-BR"/>
+              </w:rPr>
+              <w:t>GPIO6</w:t>
+            </w:r>
+          </w:p>
+        </w:tc>
+        <w:tc>
+          <w:tcPr>
+            <w:tcW w:w="1798" w:type="dxa"/>
+            <w:vAlign w:val="center"/>
+            <w:hideMark/>
+          </w:tcPr>
+          <w:p>
+            <w:pPr>
+              <w:spacing w:after="0" w:line="240" w:lineRule="auto"/>
+              <w:rPr>
+                <w:rFonts w:ascii="Times New Roman" w:eastAsia="Times New Roman" w:hAnsi="Times New Roman" w:cs="Times New Roman"/>
+                <w:sz w:val="24"/>
+                <w:szCs w:val="24"/>
+                <w:lang w:eastAsia="pt-BR"/>
+              </w:rPr>
+            </w:pPr>
+            <w:r>
+              <w:rPr>
+                <w:rFonts w:ascii="Times New Roman" w:eastAsia="Times New Roman" w:hAnsi="Times New Roman" w:cs="Times New Roman"/>
+                <w:sz w:val="24"/>
+                <w:szCs w:val="24"/>
+                <w:lang w:eastAsia="pt-BR"/>
+              </w:rPr>
+              <w:t>BTN_ENTER</w:t>
+            </w:r>
+          </w:p>
+        </w:tc>
+      </w:tr>
+      <w:tr>
+        <w:trPr>
+          <w:tblCellSpacing w:w="15" w:type="dxa"/>
+        </w:trPr>
+        <w:tc>
+          <w:tcPr>
+            <w:tcW w:w="4491" w:type="dxa"/>
+            <w:vAlign w:val="center"/>
+            <w:hideMark/>
+          </w:tcPr>
+          <w:p>
+            <w:pPr>
+              <w:spacing w:after="0" w:line="240" w:lineRule="auto"/>
+              <w:rPr>
+                <w:rFonts w:ascii="Times New Roman" w:eastAsia="Times New Roman" w:hAnsi="Times New Roman" w:cs="Times New Roman"/>
+                <w:sz w:val="24"/>
+                <w:szCs w:val="24"/>
+                <w:lang w:eastAsia="pt-BR"/>
+              </w:rPr>
+            </w:pPr>
+            <w:r>
+              <w:rPr>
+                <w:rFonts w:ascii="Times New Roman" w:eastAsia="Times New Roman" w:hAnsi="Times New Roman" w:cs="Times New Roman"/>
+                <w:sz w:val="24"/>
+                <w:szCs w:val="24"/>
+                <w:lang w:eastAsia="pt-BR"/>
+              </w:rPr>
+              <w:t>GPIO7</w:t>
+            </w:r>
+          </w:p>
+        </w:tc>
+        <w:tc>
+          <w:tcPr>
+            <w:tcW w:w="1798" w:type="dxa"/>
+            <w:vAlign w:val="center"/>
+            <w:hideMark/>
+          </w:tcPr>
+          <w:p>
+            <w:pPr>
+              <w:spacing w:after="0" w:line="240" w:lineRule="auto"/>
+              <w:rPr>
+                <w:rFonts w:ascii="Times New Roman" w:eastAsia="Times New Roman" w:hAnsi="Times New Roman" w:cs="Times New Roman"/>
+                <w:sz w:val="24"/>
+                <w:szCs w:val="24"/>
+                <w:lang w:eastAsia="pt-BR"/>
+              </w:rPr>
+            </w:pPr>
+            <w:r>
+              <w:rPr>
+                <w:rFonts w:ascii="Times New Roman" w:eastAsia="Times New Roman" w:hAnsi="Times New Roman" w:cs="Times New Roman"/>
+                <w:sz w:val="24"/>
+                <w:szCs w:val="24"/>
+                <w:lang w:eastAsia="pt-BR"/>
+              </w:rPr>
+              <w:t>TFT_BL</w:t>
+            </w:r>
+          </w:p>
+        </w:tc>
+      </w:tr>
+      <w:tr>
+        <w:trPr>
+          <w:tblCellSpacing w:w="15" w:type="dxa"/>
+        </w:trPr>
+        <w:tc>
+          <w:tcPr>
+            <w:tcW w:w="4491" w:type="dxa"/>
+            <w:vAlign w:val="center"/>
+            <w:hideMark/>
+          </w:tcPr>
+          <w:p>
+            <w:pPr>
+              <w:spacing w:after="0" w:line="240" w:lineRule="auto"/>
+              <w:rPr>
+                <w:rFonts w:ascii="Times New Roman" w:eastAsia="Times New Roman" w:hAnsi="Times New Roman" w:cs="Times New Roman"/>
+                <w:sz w:val="24"/>
+                <w:szCs w:val="24"/>
+                <w:lang w:eastAsia="pt-BR"/>
+              </w:rPr>
+            </w:pPr>
+            <w:r>
+              <w:rPr>
+                <w:rFonts w:ascii="Times New Roman" w:eastAsia="Times New Roman" w:hAnsi="Times New Roman" w:cs="Times New Roman"/>
+                <w:sz w:val="24"/>
+                <w:szCs w:val="24"/>
+                <w:lang w:eastAsia="pt-BR"/>
+              </w:rPr>
+              <w:t>GPIO8</w:t>
+            </w:r>
+          </w:p>
+        </w:tc>
+        <w:tc>
+          <w:tcPr>
+            <w:tcW w:w="1798" w:type="dxa"/>
+            <w:vAlign w:val="center"/>
+            <w:hideMark/>
+          </w:tcPr>
+          <w:p>
+            <w:pPr>
+              <w:spacing w:after="0" w:line="240" w:lineRule="auto"/>
+              <w:rPr>
+                <w:rFonts w:ascii="Times New Roman" w:eastAsia="Times New Roman" w:hAnsi="Times New Roman" w:cs="Times New Roman"/>
+                <w:sz w:val="24"/>
+                <w:szCs w:val="24"/>
+                <w:lang w:eastAsia="pt-BR"/>
+              </w:rPr>
+            </w:pPr>
+            <w:r>
+              <w:rPr>
+                <w:rFonts w:ascii="Times New Roman" w:eastAsia="Times New Roman" w:hAnsi="Times New Roman" w:cs="Times New Roman"/>
+                <w:sz w:val="24"/>
+                <w:szCs w:val="24"/>
+                <w:lang w:eastAsia="pt-BR"/>
+              </w:rPr>
+              <w:t>TFT_DC</w:t>
+            </w:r>
+          </w:p>
+        </w:tc>
+      </w:tr>
+      <w:tr>
+        <w:trPr>
+          <w:tblCellSpacing w:w="15" w:type="dxa"/>
+        </w:trPr>
+        <w:tc>
+          <w:tcPr>
+            <w:tcW w:w="4491" w:type="dxa"/>
+            <w:vAlign w:val="center"/>
+            <w:hideMark/>
+          </w:tcPr>
+          <w:p>
+            <w:pPr>
+              <w:spacing w:after="0" w:line="240" w:lineRule="auto"/>
+              <w:rPr>
+                <w:rFonts w:ascii="Times New Roman" w:eastAsia="Times New Roman" w:hAnsi="Times New Roman" w:cs="Times New Roman"/>
+                <w:sz w:val="24"/>
+                <w:szCs w:val="24"/>
+                <w:lang w:eastAsia="pt-BR"/>
+              </w:rPr>
+            </w:pPr>
+            <w:r>
+              <w:rPr>
+                <w:rFonts w:ascii="Times New Roman" w:eastAsia="Times New Roman" w:hAnsi="Times New Roman" w:cs="Times New Roman"/>
+                <w:sz w:val="24"/>
+                <w:szCs w:val="24"/>
+                <w:lang w:eastAsia="pt-BR"/>
+              </w:rPr>
+              <w:t>GPIO9</w:t>
+            </w:r>
+          </w:p>
+        </w:tc>
+        <w:tc>
+          <w:tcPr>
+            <w:tcW w:w="1798" w:type="dxa"/>
+            <w:vAlign w:val="center"/>
+            <w:hideMark/>
+          </w:tcPr>
+          <w:p>
+            <w:pPr>
+              <w:spacing w:after="0" w:line="240" w:lineRule="auto"/>
+              <w:rPr>
+                <w:rFonts w:ascii="Times New Roman" w:eastAsia="Times New Roman" w:hAnsi="Times New Roman" w:cs="Times New Roman"/>
+                <w:sz w:val="24"/>
+                <w:szCs w:val="24"/>
+                <w:lang w:eastAsia="pt-BR"/>
+              </w:rPr>
+            </w:pPr>
+            <w:r>
+              <w:rPr>
+                <w:rFonts w:ascii="Times New Roman" w:eastAsia="Times New Roman" w:hAnsi="Times New Roman" w:cs="Times New Roman"/>
+                <w:sz w:val="24"/>
+                <w:szCs w:val="24"/>
+                <w:lang w:eastAsia="pt-BR"/>
+              </w:rPr>
+              <w:t>TFT_CS</w:t>
+            </w:r>
+          </w:p>
+        </w:tc>
+      </w:tr>
+      <w:tr>
+        <w:trPr>
+          <w:tblCellSpacing w:w="15" w:type="dxa"/>
+        </w:trPr>
+        <w:tc>
+          <w:tcPr>
+            <w:tcW w:w="4491" w:type="dxa"/>
+            <w:vAlign w:val="center"/>
+            <w:hideMark/>
+          </w:tcPr>
+          <w:p>
+            <w:pPr>
+              <w:spacing w:after="0" w:line="240" w:lineRule="auto"/>
+              <w:rPr>
+                <w:rFonts w:ascii="Times New Roman" w:eastAsia="Times New Roman" w:hAnsi="Times New Roman" w:cs="Times New Roman"/>
+                <w:sz w:val="24"/>
+                <w:szCs w:val="24"/>
+                <w:lang w:eastAsia="pt-BR"/>
+              </w:rPr>
+            </w:pPr>
+            <w:r>
+              <w:rPr>
+                <w:rFonts w:ascii="Times New Roman" w:eastAsia="Times New Roman" w:hAnsi="Times New Roman" w:cs="Times New Roman"/>
+                <w:sz w:val="24"/>
+                <w:szCs w:val="24"/>
+                <w:lang w:eastAsia="pt-BR"/>
+              </w:rPr>
+              <w:t>GPIO10</w:t>
+            </w:r>
+          </w:p>
+        </w:tc>
+        <w:tc>
+          <w:tcPr>
+            <w:tcW w:w="1798" w:type="dxa"/>
+            <w:vAlign w:val="center"/>
+            <w:hideMark/>
+          </w:tcPr>
+          <w:p>
+            <w:pPr>
+              <w:spacing w:after="0" w:line="240" w:lineRule="auto"/>
+              <w:rPr>
+                <w:rFonts w:ascii="Times New Roman" w:eastAsia="Times New Roman" w:hAnsi="Times New Roman" w:cs="Times New Roman"/>
+                <w:sz w:val="24"/>
+                <w:szCs w:val="24"/>
+                <w:lang w:eastAsia="pt-BR"/>
+              </w:rPr>
+            </w:pPr>
+            <w:r>
+              <w:rPr>
+                <w:rFonts w:ascii="Times New Roman" w:eastAsia="Times New Roman" w:hAnsi="Times New Roman" w:cs="Times New Roman"/>
+                <w:sz w:val="24"/>
+                <w:szCs w:val="24"/>
+                <w:lang w:eastAsia="pt-BR"/>
+              </w:rPr>
+              <w:t>TFT_RST</w:t>
+            </w:r>
+          </w:p>
+        </w:tc>
+      </w:tr>
+      <w:tr>
+        <w:trPr>
+          <w:tblCellSpacing w:w="15" w:type="dxa"/>
+        </w:trPr>
+        <w:tc>
+          <w:tcPr>
+            <w:tcW w:w="4491" w:type="dxa"/>
+            <w:vAlign w:val="center"/>
+            <w:hideMark/>
+          </w:tcPr>
+          <w:p>
+            <w:pPr>
+              <w:spacing w:after="0" w:line="240" w:lineRule="auto"/>
+              <w:rPr>
+                <w:rFonts w:ascii="Times New Roman" w:eastAsia="Times New Roman" w:hAnsi="Times New Roman" w:cs="Times New Roman"/>
+                <w:sz w:val="24"/>
+                <w:szCs w:val="24"/>
+                <w:lang w:eastAsia="pt-BR"/>
+              </w:rPr>
+            </w:pPr>
+            <w:r>
+              <w:rPr>
+                <w:rFonts w:ascii="Times New Roman" w:eastAsia="Times New Roman" w:hAnsi="Times New Roman" w:cs="Times New Roman"/>
+                <w:sz w:val="24"/>
+                <w:szCs w:val="24"/>
+                <w:lang w:eastAsia="pt-BR"/>
+              </w:rPr>
+              <w:t>GPIO11</w:t>
+            </w:r>
+          </w:p>
+        </w:tc>
+        <w:tc>
+          <w:tcPr>
+            <w:tcW w:w="1798" w:type="dxa"/>
+            <w:vAlign w:val="center"/>
+            <w:hideMark/>
+          </w:tcPr>
+          <w:p>
+            <w:pPr>
+              <w:spacing w:after="0" w:line="240" w:lineRule="auto"/>
+              <w:rPr>
+                <w:rFonts w:ascii="Times New Roman" w:eastAsia="Times New Roman" w:hAnsi="Times New Roman" w:cs="Times New Roman"/>
+                <w:sz w:val="24"/>
+                <w:szCs w:val="24"/>
+                <w:lang w:eastAsia="pt-BR"/>
+              </w:rPr>
+            </w:pPr>
+            <w:r>
+              <w:rPr>
+                <w:rFonts w:ascii="Times New Roman" w:eastAsia="Times New Roman" w:hAnsi="Times New Roman" w:cs="Times New Roman"/>
+                <w:sz w:val="24"/>
+                <w:szCs w:val="24"/>
+                <w:lang w:eastAsia="pt-BR"/>
+              </w:rPr>
+              <w:t>TFT_MOSI</w:t>
+            </w:r>
+          </w:p>
+        </w:tc>
+      </w:tr>
+      <w:tr>
+        <w:trPr>
+          <w:tblCellSpacing w:w="15" w:type="dxa"/>
+        </w:trPr>
+        <w:tc>
+          <w:tcPr>
+            <w:tcW w:w="4491" w:type="dxa"/>
+            <w:vAlign w:val="center"/>
+            <w:hideMark/>
+          </w:tcPr>
+          <w:p>
+            <w:pPr>
+              <w:spacing w:after="0" w:line="240" w:lineRule="auto"/>
+              <w:rPr>
+                <w:rFonts w:ascii="Times New Roman" w:eastAsia="Times New Roman" w:hAnsi="Times New Roman" w:cs="Times New Roman"/>
+                <w:sz w:val="24"/>
+                <w:szCs w:val="24"/>
+                <w:lang w:eastAsia="pt-BR"/>
+              </w:rPr>
+            </w:pPr>
+            <w:r>
+              <w:rPr>
+                <w:rFonts w:ascii="Times New Roman" w:eastAsia="Times New Roman" w:hAnsi="Times New Roman" w:cs="Times New Roman"/>
+                <w:sz w:val="24"/>
+                <w:szCs w:val="24"/>
+                <w:lang w:eastAsia="pt-BR"/>
+              </w:rPr>
+              <w:t>GPIO12</w:t>
+            </w:r>
+          </w:p>
+        </w:tc>
+        <w:tc>
+          <w:tcPr>
+            <w:tcW w:w="1798" w:type="dxa"/>
+            <w:vAlign w:val="center"/>
+            <w:hideMark/>
+          </w:tcPr>
+          <w:p>
+            <w:pPr>
+              <w:spacing w:after="0" w:line="240" w:lineRule="auto"/>
+              <w:rPr>
+                <w:rFonts w:ascii="Times New Roman" w:eastAsia="Times New Roman" w:hAnsi="Times New Roman" w:cs="Times New Roman"/>
+                <w:sz w:val="24"/>
+                <w:szCs w:val="24"/>
+                <w:lang w:eastAsia="pt-BR"/>
+              </w:rPr>
+            </w:pPr>
+            <w:r>
+              <w:rPr>
+                <w:rFonts w:ascii="Times New Roman" w:eastAsia="Times New Roman" w:hAnsi="Times New Roman" w:cs="Times New Roman"/>
+                <w:sz w:val="24"/>
+                <w:szCs w:val="24"/>
+                <w:lang w:eastAsia="pt-BR"/>
+              </w:rPr>
+              <w:t>TFT_SCK</w:t>
+            </w:r>
+          </w:p>
+        </w:tc>
+      </w:tr>
+      <w:tr>
+        <w:trPr>
+          <w:tblCellSpacing w:w="15" w:type="dxa"/>
+        </w:trPr>
+        <w:tc>
+          <w:tcPr>
+            <w:tcW w:w="4491" w:type="dxa"/>
+            <w:vAlign w:val="center"/>
+            <w:hideMark/>
+          </w:tcPr>
+          <w:p>
+            <w:pPr>
+              <w:spacing w:after="0" w:line="240" w:lineRule="auto"/>
+              <w:rPr>
+                <w:rFonts w:ascii="Times New Roman" w:eastAsia="Times New Roman" w:hAnsi="Times New Roman" w:cs="Times New Roman"/>
+                <w:sz w:val="24"/>
+                <w:szCs w:val="24"/>
+                <w:lang w:eastAsia="pt-BR"/>
+              </w:rPr>
+            </w:pPr>
+            <w:r>
+              <w:rPr>
+                <w:rFonts w:ascii="Times New Roman" w:eastAsia="Times New Roman" w:hAnsi="Times New Roman" w:cs="Times New Roman"/>
+                <w:sz w:val="24"/>
+                <w:szCs w:val="24"/>
+                <w:lang w:eastAsia="pt-BR"/>
+              </w:rPr>
+              <w:t>GPIO13</w:t>
+            </w:r>
+          </w:p>
+        </w:tc>
+        <w:tc>
+          <w:tcPr>
+            <w:tcW w:w="1798" w:type="dxa"/>
+            <w:vAlign w:val="center"/>
+            <w:hideMark/>
+          </w:tcPr>
+          <w:p>
+            <w:pPr>
+              <w:spacing w:after="0" w:line="240" w:lineRule="auto"/>
+              <w:rPr>
+                <w:rFonts w:ascii="Times New Roman" w:eastAsia="Times New Roman" w:hAnsi="Times New Roman" w:cs="Times New Roman"/>
+                <w:sz w:val="24"/>
+                <w:szCs w:val="24"/>
+                <w:lang w:eastAsia="pt-BR"/>
+              </w:rPr>
+            </w:pPr>
+            <w:r>
+              <w:rPr>
+                <w:rFonts w:ascii="Times New Roman" w:eastAsia="Times New Roman" w:hAnsi="Times New Roman" w:cs="Times New Roman"/>
+                <w:sz w:val="24"/>
+                <w:szCs w:val="24"/>
+                <w:lang w:eastAsia="pt-BR"/>
+              </w:rPr>
+              <w:t>SD_CS</w:t>
+            </w:r>
+          </w:p>
+        </w:tc>
+      </w:tr>
+      <w:tr>
+        <w:trPr>
+          <w:tblCellSpacing w:w="15" w:type="dxa"/>
+        </w:trPr>
+        <w:tc>
+          <w:tcPr>
+            <w:tcW w:w="4491" w:type="dxa"/>
+            <w:vAlign w:val="center"/>
+            <w:hideMark/>
+          </w:tcPr>
+          <w:p>
+            <w:pPr>
+              <w:spacing w:after="0" w:line="240" w:lineRule="auto"/>
+              <w:rPr>
+                <w:rFonts w:ascii="Times New Roman" w:eastAsia="Times New Roman" w:hAnsi="Times New Roman" w:cs="Times New Roman"/>
+                <w:sz w:val="24"/>
+                <w:szCs w:val="24"/>
+                <w:lang w:eastAsia="pt-BR"/>
+              </w:rPr>
+            </w:pPr>
+            <w:r>
+              <w:rPr>
+                <w:rFonts w:ascii="Times New Roman" w:eastAsia="Times New Roman" w:hAnsi="Times New Roman" w:cs="Times New Roman"/>
+                <w:sz w:val="24"/>
+                <w:szCs w:val="24"/>
+                <w:lang w:eastAsia="pt-BR"/>
+              </w:rPr>
+              <w:t>GPIO14</w:t>
+            </w:r>
+          </w:p>
+        </w:tc>
+        <w:tc>
+          <w:tcPr>
+            <w:tcW w:w="1798" w:type="dxa"/>
+            <w:vAlign w:val="center"/>
+            <w:hideMark/>
+          </w:tcPr>
+          <w:p>
+            <w:pPr>
+              <w:spacing w:after="0" w:line="240" w:lineRule="auto"/>
+              <w:rPr>
+                <w:rFonts w:ascii="Times New Roman" w:eastAsia="Times New Roman" w:hAnsi="Times New Roman" w:cs="Times New Roman"/>
+                <w:sz w:val="24"/>
+                <w:szCs w:val="24"/>
+                <w:lang w:eastAsia="pt-BR"/>
+              </w:rPr>
+            </w:pPr>
+            <w:r>
+              <w:rPr>
+                <w:rFonts w:ascii="Times New Roman" w:eastAsia="Times New Roman" w:hAnsi="Times New Roman" w:cs="Times New Roman"/>
+                <w:sz w:val="24"/>
+                <w:szCs w:val="24"/>
+                <w:lang w:eastAsia="pt-BR"/>
+              </w:rPr>
+              <w:t>FLOW_SENSOR</w:t>
+            </w:r>
+          </w:p>
+        </w:tc>
+      </w:tr>
+      <w:tr>
+        <w:trPr>
+          <w:tblCellSpacing w:w="15" w:type="dxa"/>
+        </w:trPr>
+        <w:tc>
+          <w:tcPr>
+            <w:tcW w:w="4491" w:type="dxa"/>
+            <w:vAlign w:val="center"/>
+            <w:hideMark/>
+          </w:tcPr>
+          <w:p>
+            <w:pPr>
+              <w:spacing w:after="0" w:line="240" w:lineRule="auto"/>
+              <w:rPr>
+                <w:rFonts w:ascii="Times New Roman" w:eastAsia="Times New Roman" w:hAnsi="Times New Roman" w:cs="Times New Roman"/>
+                <w:sz w:val="24"/>
+                <w:szCs w:val="24"/>
+                <w:lang w:eastAsia="pt-BR"/>
+              </w:rPr>
+            </w:pPr>
+            <w:r>
+              <w:rPr>
+                <w:rFonts w:ascii="Times New Roman" w:eastAsia="Times New Roman" w:hAnsi="Times New Roman" w:cs="Times New Roman"/>
+                <w:sz w:val="24"/>
+                <w:szCs w:val="24"/>
+                <w:lang w:eastAsia="pt-BR"/>
+              </w:rPr>
+              <w:t>GPIO15</w:t>
+            </w:r>
+          </w:p>
+        </w:tc>
+        <w:tc>
+          <w:tcPr>
+            <w:tcW w:w="1798" w:type="dxa"/>
+            <w:vAlign w:val="center"/>
+            <w:hideMark/>
+          </w:tcPr>
+          <w:p>
+            <w:pPr>
+              <w:spacing w:after="0" w:line="240" w:lineRule="auto"/>
+              <w:rPr>
+                <w:rFonts w:ascii="Times New Roman" w:eastAsia="Times New Roman" w:hAnsi="Times New Roman" w:cs="Times New Roman"/>
+                <w:sz w:val="24"/>
+                <w:szCs w:val="24"/>
+                <w:lang w:eastAsia="pt-BR"/>
+              </w:rPr>
+            </w:pPr>
+            <w:r>
+              <w:rPr>
+                <w:rFonts w:ascii="Times New Roman" w:eastAsia="Times New Roman" w:hAnsi="Times New Roman" w:cs="Times New Roman"/>
+                <w:sz w:val="24"/>
+                <w:szCs w:val="24"/>
+                <w:lang w:eastAsia="pt-BR"/>
+              </w:rPr>
+              <w:t>BTN_BACK</w:t>
+            </w:r>
+          </w:p>
+        </w:tc>
+      </w:tr>
+      <w:tr>
+        <w:trPr>
+          <w:tblCellSpacing w:w="15" w:type="dxa"/>
+        </w:trPr>
+        <w:tc>
+          <w:tcPr>
+            <w:tcW w:w="4491" w:type="dxa"/>
+            <w:vAlign w:val="center"/>
+            <w:hideMark/>
+          </w:tcPr>
+          <w:p>
+            <w:pPr>
+              <w:spacing w:after="0" w:line="240" w:lineRule="auto"/>
+              <w:rPr>
+                <w:rFonts w:ascii="Times New Roman" w:eastAsia="Times New Roman" w:hAnsi="Times New Roman" w:cs="Times New Roman"/>
+                <w:sz w:val="24"/>
+                <w:szCs w:val="24"/>
+                <w:lang w:eastAsia="pt-BR"/>
+              </w:rPr>
+            </w:pPr>
+            <w:r>
+              <w:rPr>
+                <w:rFonts w:ascii="Times New Roman" w:eastAsia="Times New Roman" w:hAnsi="Times New Roman" w:cs="Times New Roman"/>
+                <w:sz w:val="24"/>
+                <w:szCs w:val="24"/>
+                <w:lang w:eastAsia="pt-BR"/>
+              </w:rPr>
+              <w:t>GPIO16</w:t>
+            </w:r>
+          </w:p>
+        </w:tc>
+        <w:tc>
+          <w:tcPr>
+            <w:tcW w:w="1798" w:type="dxa"/>
+            <w:vAlign w:val="center"/>
+            <w:hideMark/>
+          </w:tcPr>
+          <w:p>
+            <w:pPr>
+              <w:spacing w:after="0" w:line="240" w:lineRule="auto"/>
+              <w:rPr>
+                <w:rFonts w:ascii="Times New Roman" w:eastAsia="Times New Roman" w:hAnsi="Times New Roman" w:cs="Times New Roman"/>
+                <w:sz w:val="24"/>
+                <w:szCs w:val="24"/>
+                <w:lang w:eastAsia="pt-BR"/>
+              </w:rPr>
+            </w:pPr>
+            <w:r>
+              <w:rPr>
+                <w:rFonts w:ascii="Times New Roman" w:eastAsia="Times New Roman" w:hAnsi="Times New Roman" w:cs="Times New Roman"/>
+                <w:sz w:val="24"/>
+                <w:szCs w:val="24"/>
+                <w:lang w:eastAsia="pt-BR"/>
+              </w:rPr>
+              <w:t>RELAY_PUMP</w:t>
+            </w:r>
+          </w:p>
+        </w:tc>
+      </w:tr>
+      <w:tr>
+        <w:trPr>
+          <w:tblCellSpacing w:w="15" w:type="dxa"/>
+        </w:trPr>
+        <w:tc>
+          <w:tcPr>
+            <w:tcW w:w="4491" w:type="dxa"/>
+            <w:vAlign w:val="center"/>
+            <w:hideMark/>
+          </w:tcPr>
+          <w:p>
+            <w:pPr>
+              <w:spacing w:after="0" w:line="240" w:lineRule="auto"/>
+              <w:rPr>
+                <w:rFonts w:ascii="Times New Roman" w:eastAsia="Times New Roman" w:hAnsi="Times New Roman" w:cs="Times New Roman"/>
+                <w:sz w:val="24"/>
+                <w:szCs w:val="24"/>
+                <w:lang w:eastAsia="pt-BR"/>
+              </w:rPr>
+            </w:pPr>
+            <w:r>
+              <w:rPr>
+                <w:rFonts w:ascii="Times New Roman" w:eastAsia="Times New Roman" w:hAnsi="Times New Roman" w:cs="Times New Roman"/>
+                <w:sz w:val="24"/>
+                <w:szCs w:val="24"/>
+                <w:lang w:eastAsia="pt-BR"/>
+              </w:rPr>
+              <w:t>GPIO17</w:t>
+            </w:r>
+          </w:p>
+        </w:tc>
+        <w:tc>
+          <w:tcPr>
+            <w:tcW w:w="1798" w:type="dxa"/>
+            <w:vAlign w:val="center"/>
+            <w:hideMark/>
+          </w:tcPr>
+          <w:p>
+            <w:pPr>
+              <w:spacing w:after="0" w:line="240" w:lineRule="auto"/>
+              <w:rPr>
+                <w:rFonts w:ascii="Times New Roman" w:eastAsia="Times New Roman" w:hAnsi="Times New Roman" w:cs="Times New Roman"/>
+                <w:sz w:val="24"/>
+                <w:szCs w:val="24"/>
+                <w:lang w:eastAsia="pt-BR"/>
+              </w:rPr>
+            </w:pPr>
+            <w:r>
+              <w:rPr>
+                <w:rFonts w:ascii="Times New Roman" w:eastAsia="Times New Roman" w:hAnsi="Times New Roman" w:cs="Times New Roman"/>
+                <w:sz w:val="24"/>
+                <w:szCs w:val="24"/>
+                <w:lang w:eastAsia="pt-BR"/>
+              </w:rPr>
+              <w:t>SOLENOID_1</w:t>
+            </w:r>
+          </w:p>
+        </w:tc>
+      </w:tr>
+      <w:tr>
+        <w:trPr>
+          <w:tblCellSpacing w:w="15" w:type="dxa"/>
+        </w:trPr>
+        <w:tc>
+          <w:tcPr>
+            <w:tcW w:w="4491" w:type="dxa"/>
+            <w:vAlign w:val="center"/>
+            <w:hideMark/>
+          </w:tcPr>
+          <w:p>
+            <w:pPr>
+              <w:spacing w:after="0" w:line="240" w:lineRule="auto"/>
+              <w:rPr>
+                <w:rFonts w:ascii="Times New Roman" w:eastAsia="Times New Roman" w:hAnsi="Times New Roman" w:cs="Times New Roman"/>
+                <w:sz w:val="24"/>
+                <w:szCs w:val="24"/>
+                <w:lang w:eastAsia="pt-BR"/>
+              </w:rPr>
+            </w:pPr>
+            <w:r>
+              <w:rPr>
+                <w:rFonts w:ascii="Times New Roman" w:eastAsia="Times New Roman" w:hAnsi="Times New Roman" w:cs="Times New Roman"/>
+                <w:sz w:val="24"/>
+                <w:szCs w:val="24"/>
+                <w:lang w:eastAsia="pt-BR"/>
+              </w:rPr>
+              <w:t>GPIO18</w:t>
+            </w:r>
+          </w:p>
+        </w:tc>
+        <w:tc>
+          <w:tcPr>
+            <w:tcW w:w="1798" w:type="dxa"/>
+            <w:vAlign w:val="center"/>
+            <w:hideMark/>
+          </w:tcPr>
+          <w:p>
+            <w:pPr>
+              <w:spacing w:after="0" w:line="240" w:lineRule="auto"/>
+              <w:rPr>
+                <w:rFonts w:ascii="Times New Roman" w:eastAsia="Times New Roman" w:hAnsi="Times New Roman" w:cs="Times New Roman"/>
+                <w:sz w:val="24"/>
+                <w:szCs w:val="24"/>
+                <w:lang w:eastAsia="pt-BR"/>
+              </w:rPr>
+            </w:pPr>
+            <w:r>
+              <w:rPr>
+                <w:rFonts w:ascii="Times New Roman" w:eastAsia="Times New Roman" w:hAnsi="Times New Roman" w:cs="Times New Roman"/>
+                <w:sz w:val="24"/>
+                <w:szCs w:val="24"/>
+                <w:lang w:eastAsia="pt-BR"/>
+              </w:rPr>
+              <w:t>SOLENOID_2</w:t>
+            </w:r>
+          </w:p>
+        </w:tc>
+      </w:tr>
+      <w:tr>
+        <w:trPr>
+          <w:tblCellSpacing w:w="15" w:type="dxa"/>
+        </w:trPr>
+        <w:tc>
+          <w:tcPr>
+            <w:tcW w:w="4491" w:type="dxa"/>
+            <w:vAlign w:val="center"/>
+            <w:hideMark/>
+          </w:tcPr>
+          <w:p>
+            <w:pPr>
+              <w:spacing w:after="0" w:line="240" w:lineRule="auto"/>
+              <w:rPr>
+                <w:rFonts w:ascii="Times New Roman" w:eastAsia="Times New Roman" w:hAnsi="Times New Roman" w:cs="Times New Roman"/>
+                <w:sz w:val="24"/>
+                <w:szCs w:val="24"/>
+                <w:lang w:eastAsia="pt-BR"/>
+              </w:rPr>
+            </w:pPr>
+            <w:r>
+              <w:rPr>
+                <w:rFonts w:ascii="Times New Roman" w:eastAsia="Times New Roman" w:hAnsi="Times New Roman" w:cs="Times New Roman"/>
+                <w:sz w:val="24"/>
+                <w:szCs w:val="24"/>
+                <w:lang w:eastAsia="pt-BR"/>
+              </w:rPr>
+              <w:t>GPIO21</w:t>
+            </w:r>
+          </w:p>
+        </w:tc>
+        <w:tc>
+          <w:tcPr>
+            <w:tcW w:w="1798" w:type="dxa"/>
+            <w:vAlign w:val="center"/>
+            <w:hideMark/>
+          </w:tcPr>
+          <w:p>
+            <w:pPr>
+              <w:spacing w:after="0" w:line="240" w:lineRule="auto"/>
+              <w:rPr>
+                <w:rFonts w:ascii="Times New Roman" w:eastAsia="Times New Roman" w:hAnsi="Times New Roman" w:cs="Times New Roman"/>
+                <w:sz w:val="24"/>
+                <w:szCs w:val="24"/>
+                <w:lang w:eastAsia="pt-BR"/>
+              </w:rPr>
+            </w:pPr>
+            <w:r>
+              <w:rPr>
+                <w:rFonts w:ascii="Times New Roman" w:eastAsia="Times New Roman" w:hAnsi="Times New Roman" w:cs="Times New Roman"/>
+                <w:sz w:val="24"/>
+                <w:szCs w:val="24"/>
+                <w:lang w:eastAsia="pt-BR"/>
+              </w:rPr>
+              <w:t>SOLENOID_3</w:t>
+            </w:r>
+          </w:p>
+        </w:tc>
+      </w:tr>
+      <w:tr>
+        <w:trPr>
+          <w:tblCellSpacing w:w="15" w:type="dxa"/>
+        </w:trPr>
+        <w:tc>
+          <w:tcPr>
+            <w:tcW w:w="4491" w:type="dxa"/>
+            <w:vAlign w:val="center"/>
+            <w:hideMark/>
+          </w:tcPr>
+          <w:p>
+            <w:pPr>
+              <w:spacing w:after="0" w:line="240" w:lineRule="auto"/>
+              <w:rPr>
+                <w:rFonts w:ascii="Times New Roman" w:eastAsia="Times New Roman" w:hAnsi="Times New Roman" w:cs="Times New Roman"/>
+                <w:sz w:val="24"/>
+                <w:szCs w:val="24"/>
+                <w:lang w:eastAsia="pt-BR"/>
+              </w:rPr>
+            </w:pPr>
+            <w:r>
+              <w:rPr>
+                <w:rFonts w:ascii="Times New Roman" w:eastAsia="Times New Roman" w:hAnsi="Times New Roman" w:cs="Times New Roman"/>
+                <w:sz w:val="24"/>
+                <w:szCs w:val="24"/>
+                <w:lang w:eastAsia="pt-BR"/>
+              </w:rPr>
+              <w:t>GPIO33</w:t>
+            </w:r>
+          </w:p>
+        </w:tc>
+        <w:tc>
+          <w:tcPr>
+            <w:tcW w:w="1798" w:type="dxa"/>
+            <w:vAlign w:val="center"/>
+            <w:hideMark/>
+          </w:tcPr>
+          <w:p>
+            <w:pPr>
+              <w:spacing w:after="0" w:line="240" w:lineRule="auto"/>
+              <w:rPr>
+                <w:rFonts w:ascii="Times New Roman" w:eastAsia="Times New Roman" w:hAnsi="Times New Roman" w:cs="Times New Roman"/>
+                <w:sz w:val="24"/>
+                <w:szCs w:val="24"/>
+                <w:lang w:eastAsia="pt-BR"/>
+              </w:rPr>
+            </w:pPr>
+            <w:r>
+              <w:rPr>
+                <w:rFonts w:ascii="Times New Roman" w:eastAsia="Times New Roman" w:hAnsi="Times New Roman" w:cs="Times New Roman"/>
+                <w:sz w:val="24"/>
+                <w:szCs w:val="24"/>
+                <w:lang w:eastAsia="pt-BR"/>
+              </w:rPr>
+              <w:t>I2C_SDA</w:t>
+            </w:r>
+          </w:p>
+        </w:tc>
+      </w:tr>
+      <w:tr>
+        <w:trPr>
+          <w:tblCellSpacing w:w="15" w:type="dxa"/>
+        </w:trPr>
+        <w:tc>
+          <w:tcPr>
+            <w:tcW w:w="4491" w:type="dxa"/>
+            <w:vAlign w:val="center"/>
+            <w:hideMark/>
+          </w:tcPr>
+          <w:p>
+            <w:pPr>
+              <w:spacing w:after="0" w:line="240" w:lineRule="auto"/>
+              <w:rPr>
+                <w:rFonts w:ascii="Times New Roman" w:eastAsia="Times New Roman" w:hAnsi="Times New Roman" w:cs="Times New Roman"/>
+                <w:sz w:val="24"/>
+                <w:szCs w:val="24"/>
+                <w:lang w:eastAsia="pt-BR"/>
+              </w:rPr>
+            </w:pPr>
+            <w:r>
+              <w:rPr>
+                <w:rFonts w:ascii="Times New Roman" w:eastAsia="Times New Roman" w:hAnsi="Times New Roman" w:cs="Times New Roman"/>
+                <w:sz w:val="24"/>
+                <w:szCs w:val="24"/>
+                <w:lang w:eastAsia="pt-BR"/>
+              </w:rPr>
+              <w:t>GPIO34</w:t>
+            </w:r>
+          </w:p>
+        </w:tc>
+        <w:tc>
+          <w:tcPr>
+            <w:tcW w:w="1798" w:type="dxa"/>
+            <w:vAlign w:val="center"/>
+            <w:hideMark/>
+          </w:tcPr>
+          <w:p>
+            <w:pPr>
+              <w:spacing w:after="0" w:line="240" w:lineRule="auto"/>
+              <w:rPr>
+                <w:rFonts w:ascii="Times New Roman" w:eastAsia="Times New Roman" w:hAnsi="Times New Roman" w:cs="Times New Roman"/>
+                <w:sz w:val="24"/>
+                <w:szCs w:val="24"/>
+                <w:lang w:eastAsia="pt-BR"/>
+              </w:rPr>
+            </w:pPr>
+            <w:r>
+              <w:rPr>
+                <w:rFonts w:ascii="Times New Roman" w:eastAsia="Times New Roman" w:hAnsi="Times New Roman" w:cs="Times New Roman"/>
+                <w:sz w:val="24"/>
+                <w:szCs w:val="24"/>
+                <w:lang w:eastAsia="pt-BR"/>
+              </w:rPr>
+              <w:t>I2C_SCL</w:t>
+            </w:r>
+          </w:p>
+        </w:tc>
+      </w:tr>
+      <w:tr>
+        <w:trPr>
+          <w:tblCellSpacing w:w="15" w:type="dxa"/>
+        </w:trPr>
+        <w:tc>
+          <w:tcPr>
+            <w:tcW w:w="4491" w:type="dxa"/>
+            <w:vAlign w:val="center"/>
+            <w:hideMark/>
+          </w:tcPr>
+          <w:p>
+            <w:pPr>
+              <w:spacing w:after="0" w:line="240" w:lineRule="auto"/>
+              <w:rPr>
+                <w:rFonts w:ascii="Times New Roman" w:eastAsia="Times New Roman" w:hAnsi="Times New Roman" w:cs="Times New Roman"/>
+                <w:sz w:val="24"/>
+                <w:szCs w:val="24"/>
+                <w:lang w:eastAsia="pt-BR"/>
+              </w:rPr>
+            </w:pPr>
+            <w:r>
+              <w:rPr>
+                <w:rFonts w:ascii="Times New Roman" w:eastAsia="Times New Roman" w:hAnsi="Times New Roman" w:cs="Times New Roman"/>
+                <w:sz w:val="24"/>
+                <w:szCs w:val="24"/>
+                <w:lang w:eastAsia="pt-BR"/>
+              </w:rPr>
+              <w:t>GPIO38</w:t>
+            </w:r>
+          </w:p>
+        </w:tc>
+        <w:tc>
+          <w:tcPr>
+            <w:tcW w:w="1798" w:type="dxa"/>
+            <w:vAlign w:val="center"/>
+            <w:hideMark/>
+          </w:tcPr>
+          <w:p>
+            <w:pPr>
+              <w:spacing w:after="0" w:line="240" w:lineRule="auto"/>
+              <w:rPr>
+                <w:rFonts w:ascii="Times New Roman" w:eastAsia="Times New Roman" w:hAnsi="Times New Roman" w:cs="Times New Roman"/>
+                <w:sz w:val="24"/>
+                <w:szCs w:val="24"/>
+                <w:lang w:eastAsia="pt-BR"/>
+              </w:rPr>
+            </w:pPr>
+            <w:r>
+              <w:rPr>
+                <w:rFonts w:ascii="Times New Roman" w:eastAsia="Times New Roman" w:hAnsi="Times New Roman" w:cs="Times New Roman"/>
+                <w:sz w:val="24"/>
+                <w:szCs w:val="24"/>
+                <w:lang w:eastAsia="pt-BR"/>
+              </w:rPr>
+              <w:t>T1_LOW</w:t>
+            </w:r>
+          </w:p>
+        </w:tc>
+      </w:tr>
+      <w:tr>
+        <w:trPr>
+          <w:tblCellSpacing w:w="15" w:type="dxa"/>
+        </w:trPr>
+        <w:tc>
+          <w:tcPr>
+            <w:tcW w:w="4491" w:type="dxa"/>
+            <w:vAlign w:val="center"/>
+            <w:hideMark/>
+          </w:tcPr>
+          <w:p>
+            <w:pPr>
+              <w:spacing w:after="0" w:line="240" w:lineRule="auto"/>
+              <w:rPr>
+                <w:rFonts w:ascii="Times New Roman" w:eastAsia="Times New Roman" w:hAnsi="Times New Roman" w:cs="Times New Roman"/>
+                <w:sz w:val="24"/>
+                <w:szCs w:val="24"/>
+                <w:lang w:eastAsia="pt-BR"/>
+              </w:rPr>
+            </w:pPr>
+            <w:r>
+              <w:rPr>
+                <w:rFonts w:ascii="Times New Roman" w:eastAsia="Times New Roman" w:hAnsi="Times New Roman" w:cs="Times New Roman"/>
+                <w:sz w:val="24"/>
+                <w:szCs w:val="24"/>
+                <w:lang w:eastAsia="pt-BR"/>
+              </w:rPr>
+              <w:t>GPIO39</w:t>
+            </w:r>
+          </w:p>
+        </w:tc>
+        <w:tc>
+          <w:tcPr>
+            <w:tcW w:w="1798" w:type="dxa"/>
+            <w:vAlign w:val="center"/>
+            <w:hideMark/>
+          </w:tcPr>
+          <w:p>
+            <w:pPr>
+              <w:spacing w:after="0" w:line="240" w:lineRule="auto"/>
+              <w:rPr>
+                <w:rFonts w:ascii="Times New Roman" w:eastAsia="Times New Roman" w:hAnsi="Times New Roman" w:cs="Times New Roman"/>
+                <w:sz w:val="24"/>
+                <w:szCs w:val="24"/>
+                <w:lang w:eastAsia="pt-BR"/>
+              </w:rPr>
+            </w:pPr>
+            <w:r>
+              <w:rPr>
+                <w:rFonts w:ascii="Times New Roman" w:eastAsia="Times New Roman" w:hAnsi="Times New Roman" w:cs="Times New Roman"/>
+                <w:sz w:val="24"/>
+                <w:szCs w:val="24"/>
+                <w:lang w:eastAsia="pt-BR"/>
+              </w:rPr>
+              <w:t>T1_HIGH</w:t>
+            </w:r>
+          </w:p>
+        </w:tc>
+      </w:tr>
+      <w:tr>
+        <w:trPr>
+          <w:tblCellSpacing w:w="15" w:type="dxa"/>
+        </w:trPr>
+        <w:tc>
+          <w:tcPr>
+            <w:tcW w:w="4491" w:type="dxa"/>
+            <w:vAlign w:val="center"/>
+            <w:hideMark/>
+          </w:tcPr>
+          <w:p>
+            <w:pPr>
+              <w:spacing w:after="0" w:line="240" w:lineRule="auto"/>
+              <w:rPr>
+                <w:rFonts w:ascii="Times New Roman" w:eastAsia="Times New Roman" w:hAnsi="Times New Roman" w:cs="Times New Roman"/>
+                <w:sz w:val="24"/>
+                <w:szCs w:val="24"/>
+                <w:lang w:eastAsia="pt-BR"/>
+              </w:rPr>
+            </w:pPr>
+            <w:r>
+              <w:rPr>
+                <w:rFonts w:ascii="Times New Roman" w:eastAsia="Times New Roman" w:hAnsi="Times New Roman" w:cs="Times New Roman"/>
+                <w:sz w:val="24"/>
+                <w:szCs w:val="24"/>
+                <w:lang w:eastAsia="pt-BR"/>
+              </w:rPr>
+              <w:t>GPIO40</w:t>
+            </w:r>
+          </w:p>
+        </w:tc>
+        <w:tc>
+          <w:tcPr>
+            <w:tcW w:w="1798" w:type="dxa"/>
+            <w:vAlign w:val="center"/>
+            <w:hideMark/>
+          </w:tcPr>
+          <w:p>
+            <w:pPr>
+              <w:spacing w:after="0" w:line="240" w:lineRule="auto"/>
+              <w:rPr>
+                <w:rFonts w:ascii="Times New Roman" w:eastAsia="Times New Roman" w:hAnsi="Times New Roman" w:cs="Times New Roman"/>
+                <w:sz w:val="24"/>
+                <w:szCs w:val="24"/>
+                <w:lang w:eastAsia="pt-BR"/>
+              </w:rPr>
+            </w:pPr>
+            <w:r>
+              <w:rPr>
+                <w:rFonts w:ascii="Times New Roman" w:eastAsia="Times New Roman" w:hAnsi="Times New Roman" w:cs="Times New Roman"/>
+                <w:sz w:val="24"/>
+                <w:szCs w:val="24"/>
+                <w:lang w:eastAsia="pt-BR"/>
+              </w:rPr>
+              <w:t>T2_LOW</w:t>
+            </w:r>
+          </w:p>
+        </w:tc>
+      </w:tr>
+      <w:tr>
+        <w:trPr>
+          <w:tblCellSpacing w:w="15" w:type="dxa"/>
+        </w:trPr>
+        <w:tc>
+          <w:tcPr>
+            <w:tcW w:w="4491" w:type="dxa"/>
+            <w:vAlign w:val="center"/>
+            <w:hideMark/>
+          </w:tcPr>
+          <w:p>
+            <w:pPr>
+              <w:spacing w:after="0" w:line="240" w:lineRule="auto"/>
+              <w:rPr>
+                <w:rFonts w:ascii="Times New Roman" w:eastAsia="Times New Roman" w:hAnsi="Times New Roman" w:cs="Times New Roman"/>
+                <w:sz w:val="24"/>
+                <w:szCs w:val="24"/>
+                <w:lang w:eastAsia="pt-BR"/>
+              </w:rPr>
+            </w:pPr>
+            <w:r>
+              <w:rPr>
+                <w:rFonts w:ascii="Times New Roman" w:eastAsia="Times New Roman" w:hAnsi="Times New Roman" w:cs="Times New Roman"/>
+                <w:sz w:val="24"/>
+                <w:szCs w:val="24"/>
+                <w:lang w:eastAsia="pt-BR"/>
+              </w:rPr>
+              <w:t>GPIO41</w:t>
+            </w:r>
+          </w:p>
+        </w:tc>
+        <w:tc>
+          <w:tcPr>
+            <w:tcW w:w="1798" w:type="dxa"/>
+            <w:vAlign w:val="center"/>
+            <w:hideMark/>
+          </w:tcPr>
+          <w:p>
+            <w:pPr>
+              <w:spacing w:after="0" w:line="240" w:lineRule="auto"/>
+              <w:rPr>
+                <w:rFonts w:ascii="Times New Roman" w:eastAsia="Times New Roman" w:hAnsi="Times New Roman" w:cs="Times New Roman"/>
+                <w:sz w:val="24"/>
+                <w:szCs w:val="24"/>
+                <w:lang w:eastAsia="pt-BR"/>
+              </w:rPr>
+            </w:pPr>
+            <w:r>
+              <w:rPr>
+                <w:rFonts w:ascii="Times New Roman" w:eastAsia="Times New Roman" w:hAnsi="Times New Roman" w:cs="Times New Roman"/>
+                <w:sz w:val="24"/>
+                <w:szCs w:val="24"/>
+                <w:lang w:eastAsia="pt-BR"/>
+              </w:rPr>
+              <w:t>T2_HIGH</w:t>
+            </w:r>
+          </w:p>
+        </w:tc>
+      </w:tr>
+      <w:tr>
+        <w:trPr>
+          <w:tblCellSpacing w:w="15" w:type="dxa"/>
+        </w:trPr>
+        <w:tc>
+          <w:tcPr>
+            <w:tcW w:w="4491" w:type="dxa"/>
+            <w:vAlign w:val="center"/>
+            <w:hideMark/>
+          </w:tcPr>
+          <w:p>
+            <w:pPr>
+              <w:spacing w:after="0" w:line="240" w:lineRule="auto"/>
+              <w:rPr>
+                <w:rFonts w:ascii="Times New Roman" w:eastAsia="Times New Roman" w:hAnsi="Times New Roman" w:cs="Times New Roman"/>
+                <w:sz w:val="24"/>
+                <w:szCs w:val="24"/>
+                <w:lang w:eastAsia="pt-BR"/>
+              </w:rPr>
+            </w:pPr>
+            <w:r>
+              <w:rPr>
+                <w:rFonts w:ascii="Times New Roman" w:eastAsia="Times New Roman" w:hAnsi="Times New Roman" w:cs="Times New Roman"/>
+                <w:sz w:val="24"/>
+                <w:szCs w:val="24"/>
+                <w:lang w:eastAsia="pt-BR"/>
+              </w:rPr>
+              <w:t>GPIO42</w:t>
+            </w:r>
+          </w:p>
+        </w:tc>
+        <w:tc>
+          <w:tcPr>
+            <w:tcW w:w="1798" w:type="dxa"/>
+            <w:vAlign w:val="center"/>
+            <w:hideMark/>
+          </w:tcPr>
+          <w:p>
+            <w:pPr>
+              <w:spacing w:after="0" w:line="240" w:lineRule="auto"/>
+              <w:rPr>
+                <w:rFonts w:ascii="Times New Roman" w:eastAsia="Times New Roman" w:hAnsi="Times New Roman" w:cs="Times New Roman"/>
+                <w:sz w:val="24"/>
+                <w:szCs w:val="24"/>
+                <w:lang w:eastAsia="pt-BR"/>
+              </w:rPr>
+            </w:pPr>
+            <w:r>
+              <w:rPr>
+                <w:rFonts w:ascii="Times New Roman" w:eastAsia="Times New Roman" w:hAnsi="Times New Roman" w:cs="Times New Roman"/>
+                <w:sz w:val="24"/>
+                <w:szCs w:val="24"/>
+                <w:lang w:eastAsia="pt-BR"/>
+              </w:rPr>
+              <w:t>T3_LOW</w:t>
+            </w:r>
+          </w:p>
+        </w:tc>
+      </w:tr>
+    </w:tbl>
     <w:p>
       <w:pPr>
         <w:jc w:val="both"/>
